--- a/MIMs-latest-bg.docx
+++ b/MIMs-latest-bg.docx
@@ -86,7 +86,7 @@
           <w:color w:val="003399"/>
           <w:sz w:val="52"/>
         </w:rPr>
-        <w:t>Контролен списък за обществени поръчки с използване на минималните механизми за оперативна съвместимост (MIMs)</w:t>
+        <w:t>Контролен списък за обществени поръчки въз основа на минималните механизми за оперативна съвместимост (MIMs)</w:t>
       </w:r>
     </w:p>
     <w:p>
@@ -101,7 +101,7 @@
           <w:color w:val="C2186F"/>
           <w:sz w:val="30"/>
         </w:rPr>
-        <w:t>Какво да включите в поръчката, за да запази общината данните си</w:t>
+        <w:t>Какво да заложите в документацията, за да запази общината контрол над данните си</w:t>
       </w:r>
     </w:p>
     <w:p>
@@ -116,7 +116,7 @@
           <w:color w:val="5A5A6E"/>
           <w:sz w:val="22"/>
         </w:rPr>
-        <w:t>За MIMs Plus 9.0 от OASC</w:t>
+        <w:t>Спецификация: MIMs Plus 9.0 от OASC</w:t>
       </w:r>
     </w:p>
     <w:p>
@@ -165,7 +165,7 @@
           <w:color w:val="003399"/>
           <w:sz w:val="36"/>
         </w:rPr>
-        <w:t>Защо е тази брошура</w:t>
+        <w:t>Цел на тази брошура</w:t>
       </w:r>
     </w:p>
     <w:p>
@@ -178,7 +178,7 @@
           <w:i w:val="0"/>
           <w:sz w:val="21"/>
         </w:rPr>
-        <w:t>Всяка година градовете купуват софтуер: системи за паркиране, платформи за сензори, картографски портали, цифрови двойници. Твърде често данните, които тези системи събират, остават заключени в тях. Когато договорът приключи, данните — платени с публични средства — си отиват с доставчика или остават блокирани във формат, който никой друг не може да разчете.</w:t>
+        <w:t>Всяка година градовете купуват софтуер: системи за паркиране, платформи за сензори, картографски портали, цифрови двойници. Твърде често данните, които тези системи събират, остават заключени в тях. Когато договорът приключи, данните — платени с публични средства — остават в разпореждане на доставчика или биват блокирани във формат, който никой друг не може да разчете.</w:t>
       </w:r>
     </w:p>
     <w:p>
@@ -191,7 +191,7 @@
           <w:i w:val="0"/>
           <w:sz w:val="21"/>
         </w:rPr>
-        <w:t>Не е задължително да бъде така. Минималните механизми за оперативна съвместимост (MIMs), поддържани от Open &amp; Agile Smart Cities (OASC) и одобрени чрез европейското движение living-in.eu, описват минималните технически изисквания, които запазват вашите данни отворени, преизползваеми и независими от конкретен доставчик. Те са съзнателно компактни: не са грандиозна архитектура, а само онези няколко условия, които задължително трябва да са изпълнени, за да могат системите да си говорят помежду си.</w:t>
+        <w:t>Не е задължително да бъде така. Минималните механизми за оперативна съвместимост (MIMs), поддържани от Open &amp; Agile Smart Cities (OASC) и одобрени чрез европейското движение living-in.eu, описват минималните технически изисквания, които запазват вашите данни отворени, преизползваеми и независими от конкретен доставчик. Те са съзнателно компактни: не са голяма архитектура, а само онези няколко условия, които задължително трябва да са изпълнени, за да могат системите да обменят данни.</w:t>
       </w:r>
     </w:p>
     <w:p>
@@ -204,7 +204,7 @@
           <w:i w:val="0"/>
           <w:sz w:val="21"/>
         </w:rPr>
-        <w:t>Не е необходимо да сте инженер, за да ги използвате. Всеки списък превръща един MIM в ясни точки, които можете директно да копирате в документацията за обществена поръчка, заедно с обосновка как всяка от тях ви защитава. Непосредствено след контролния списък ще намерите всяко изискване от съответния MIM, дума по дума, за да могат техническите експерти и кандидатите да проверят подробностите.</w:t>
+        <w:t>Не са необходими технически познания, за да използвате тази брошура. Всеки списък превръща един MIM в ясни точки, които можете да копирате в обществена поръчка, заедно с обосновка как всяка от тях ви защитава. Непосредствено след контролния списък ще намерите всяко изискване от съответния MIM, дума по дума, за да могат техническите ви колеги и участниците да проверят подробностите.</w:t>
       </w:r>
     </w:p>
     <w:p>
@@ -327,7 +327,7 @@
                 <w:i w:val="0"/>
                 <w:sz w:val="19"/>
               </w:rPr>
-              <w:t>техническите спецификации могат да се позовават на стандарти, винаги с „или еквивалентно“; по правило те не могат да посочват конкретна марка или продукт.</w:t>
+              <w:t>техническите спецификации могат да се позовават на стандарти, винаги с „или еквивалент“; по правило те не могат да посочват конкретна марка или продукт.</w:t>
             </w:r>
           </w:p>
           <w:p>
@@ -615,7 +615,7 @@
           <w:i w:val="0"/>
           <w:sz w:val="20"/>
         </w:rPr>
-        <w:t>Изисквайте от кандидатите да докажат, а не просто да обещаят (вижте клаузата с това име). Проверете съответствието спрямо таблицата за съответствие, попълнена от участника.</w:t>
+        <w:t>Изисквайте от участниците да докажат, а не просто да обещаят (вижте клаузата с това име). Проверете съответствието спрямо таблицата за съответствие, попълнена от участника.</w:t>
       </w:r>
     </w:p>
     <w:p>
@@ -839,7 +839,7 @@
                 <w:i w:val="0"/>
                 <w:sz w:val="19"/>
               </w:rPr>
-              <w:t>Точките от списъка използват думата „трябва“, дори когато спецификацията само препоръчва (should) или изброява възможен механизъм. Това е решение на възложителя.</w:t>
+              <w:t>Точките от списъка формулират всяка позиция като изискване дори когато спецификацията само препоръчва (should) или изброява възможен механизъм. Това е решение на възложителя.</w:t>
             </w:r>
           </w:p>
         </w:tc>
@@ -888,7 +888,7 @@
           <w:i w:val="0"/>
           <w:sz w:val="21"/>
         </w:rPr>
-        <w:t>Седем малки механизма, една цел: данните ви остават ваши и системите ви могат да разговарят помежду си.</w:t>
+        <w:t>Седем малки механизма, една цел: данните остават под контрола на общината и системите работят съвместно.</w:t>
       </w:r>
     </w:p>
     <w:p>
@@ -1351,7 +1351,7 @@
           <w:i w:val="0"/>
           <w:sz w:val="19"/>
         </w:rPr>
-        <w:t>Прекратяване, права върху данните, стабилност на API.</w:t>
+        <w:t>Изход, права върху данните, стабилност на API.</w:t>
       </w:r>
     </w:p>
     <w:p>
@@ -1592,7 +1592,7 @@
           <w:color w:val="5A5A6E"/>
           <w:sz w:val="18"/>
         </w:rPr>
-        <w:t xml:space="preserve">Всеки разработчик може да се свърже без платен „интеграционен уъркшоп“.   </w:t>
+        <w:t xml:space="preserve">Всеки разработчик може да се свърже без платени консултантски услуги за интеграция.   </w:t>
       </w:r>
       <w:r>
         <w:rPr>
@@ -1686,7 +1686,7 @@
           <w:i w:val="0"/>
           <w:sz w:val="20"/>
         </w:rPr>
-        <w:t>Когато случаят на употреба изисква актуални данни, потребителите могат да се абонират за промени (уебхукове, MQTT или подобни) вместо постоянно запитване.</w:t>
+        <w:t>Когато случаят на употреба изисква актуални данни, потребителите могат да се абонират за промени (уебхукове, MQTT или подобни) вместо периодични заявки (polling).</w:t>
       </w:r>
     </w:p>
     <w:p>
@@ -1945,7 +1945,7 @@
                 <w:i w:val="0"/>
                 <w:sz w:val="18"/>
               </w:rPr>
-              <w:t>Таксуване за всяка заявка за достъп на общината до собствените ѝ данни (вижте клаузата „Без такси на работно място / за заявка“).</w:t>
+              <w:t>Таксуване за всяка заявка за собствените данни на общината (вижте клаузата „Без такси за собствени данни“).</w:t>
             </w:r>
           </w:p>
         </w:tc>
@@ -2218,7 +2218,7 @@
                 <w:i w:val="0"/>
                 <w:sz w:val="16"/>
               </w:rPr>
-              <w:t>ПРЕПОРЪЧИТЕЛНО Е да се определят моделите на данни, използвани от полезните товари (вж. MIM2)</w:t>
+              <w:t>Препоръчително е да се определят моделите на данни, използвани от полезните товари (вж. MIM2)</w:t>
             </w:r>
           </w:p>
         </w:tc>
@@ -2484,9 +2484,9 @@
               <w:br/>
               <w:t>ПРЕПОРЪЧИТЕЛНО Е API да предоставят примерни полезни товари или тестови заявки</w:t>
               <w:br/>
-              <w:t>ПРЕПОРЪЧИТЕЛНО Е API да поддържат стандартни HTTP заглавни части за кеширане</w:t>
+              <w:t>ПРЕПОРЪЧИТЕЛНО Е API да поддържат стандартни HTTP заглавки за кеширане</w:t>
               <w:br/>
-              <w:t>ПРЕПОРЪЧИТЕЛНО Е API да съобщават състоянието на лимита на заявките чрез стандартни HTTP заглавни части</w:t>
+              <w:t>ПРЕПОРЪЧИТЕЛНО Е API да съобщават състоянието на лимита на заявките чрез стандартни HTTP заглавки</w:t>
               <w:br/>
               <w:t>ПРЕПОРЪЧИТЕЛНО Е API да връщат структурирано съдържание на грешките</w:t>
               <w:br/>
@@ -2767,7 +2767,7 @@
                 <w:i w:val="0"/>
                 <w:sz w:val="16"/>
               </w:rPr>
-              <w:t>Ако съществуват такива ограничения, те ТАКОВА Е ДА следват изискванията, определени в MIM3 и MIM6, конкретно: идентификация на участника (MIM3.C5.R0), упълномощаване и роли на участника (MIM6.C1.R4), политики на ниво актив от данни (MIM6.C1.R4)</w:t>
+              <w:t>Ако съществуват такива ограничения, те ТАКОВА Е ДА следват изискванията, определени в MIM3 и MIM6, конкретно: идентификация на участника (MIM3.C5.R0), авторизация и роли на участника (MIM6.C1.R4), политики на ниво актив от данни (MIM6.C1.R4)</w:t>
             </w:r>
           </w:p>
         </w:tc>
@@ -3073,7 +3073,7 @@
           <w:color w:val="5A5A6E"/>
           <w:sz w:val="18"/>
         </w:rPr>
-        <w:t xml:space="preserve">В противен случай идентификаторите умират с края на договора.   </w:t>
+        <w:t xml:space="preserve">В противен случай идентификаторите губят валидност с изтичането на договора.   </w:t>
       </w:r>
       <w:r>
         <w:rPr>
@@ -4112,7 +4112,7 @@
           <w:color w:val="5A5A6E"/>
           <w:sz w:val="18"/>
         </w:rPr>
-        <w:t xml:space="preserve">Данните от двама доставчици се обединяват без проект за транслиране.   </w:t>
+        <w:t xml:space="preserve">Данните от двама доставчици се обединяват без проект за трансформиране (конвертиране) на данни.   </w:t>
       </w:r>
       <w:r>
         <w:rPr>
@@ -4443,7 +4443,7 @@
                 <w:i w:val="0"/>
                 <w:sz w:val="18"/>
               </w:rPr>
-              <w:t>Документацията е достъпна само при сключване на споразумение за конфиденциалност (NDA).</w:t>
+              <w:t>Документация, достъпна само съгласно NDA.</w:t>
             </w:r>
           </w:p>
         </w:tc>
@@ -4569,7 +4569,7 @@
                 <w:i w:val="0"/>
                 <w:sz w:val="16"/>
               </w:rPr>
-              <w:t>Моделите на данни, използвани за всички обекти във всеки източник на данни, трябва да бъдат направени явни. Те трябва да бъдат добре документирани и да притежават описателни метаданни, като използваните термини трябва да са семантично еднозначни. За атрибути, свързани с мерни единици, формати за време и др., използваните единици, формати и т.н. трябва да бъдат направени явни. Моделите на данни следва да бъдат каталогизирани, за да могат да бъдат лесно откриваеми.</w:t>
+              <w:t>Моделите на данни, използвани за всички обекти във всеки източник на данни, трябва да бъдат ясно и изрично определени. Те трябва да бъдат добре документирани и да притежават описателни метаданни, като използваните термини трябва да са семантично еднозначни. За атрибути, свързани с мерни единици, формати за време и др., използваните единици, формати и т.н. трябва да бъдат направени явни. Моделите на данни следва да бъдат каталогизирани, за да могат да бъдат лесно откриваеми.</w:t>
             </w:r>
           </w:p>
         </w:tc>
@@ -4985,7 +4985,7 @@
                 <w:color w:val="5A5A6E"/>
                 <w:sz w:val="16"/>
               </w:rPr>
-              <w:t>The documentation of the data transport format should be sufficient to allow the creation of non-proprietary application or interpretor that is able to reconstruct all the data stored in such a data format.</w:t>
+              <w:t>The documentation of the data transport format should be sufficient to allow the creation of non-proprietary application or interpretor [sic] that is able to reconstruct all the data stored in such a data format.</w:t>
             </w:r>
           </w:p>
         </w:tc>
@@ -5317,7 +5317,7 @@
           <w:i w:val="0"/>
           <w:sz w:val="20"/>
         </w:rPr>
-        <w:t>Не всички градски данни могат просто да бъдат публикувани: някои са търговски, други са чувствителни. MIM3 е свързан с безопасното споделяне на останалите данни: каталог, в който хората могат да търсят, лицензи по образци вместо сложни правни текстове и правила за управление, които всеки може да прочете. Спецификацията формулира почти целия MIM3 като препоръка (вижте стр. 3).</w:t>
+        <w:t>Не всички градски данни могат просто да бъдат публикувани: някои са търговски, други са чувствителни. MIM3 е свързан с безопасното споделяне на останалите данни въпреки това: каталог, в който хората могат да търсят, лицензи по образци вместо индивидуални правни текстове и правила за управление, които всеки може да прочете. Спецификацията формулира почти целия MIM3 като препоръка (вижте стр. 3).</w:t>
       </w:r>
     </w:p>
     <w:p>
@@ -5362,7 +5362,7 @@
           <w:color w:val="5A5A6E"/>
           <w:sz w:val="18"/>
         </w:rPr>
-        <w:t xml:space="preserve">Данни, които никой не може да намери, са данни, които никой не използва.   </w:t>
+        <w:t xml:space="preserve">Данни, които никой не може да намери, са данни, които никой не ползва.   </w:t>
       </w:r>
       <w:r>
         <w:rPr>
@@ -5416,7 +5416,7 @@
           <w:color w:val="5A5A6E"/>
           <w:sz w:val="18"/>
         </w:rPr>
-        <w:t xml:space="preserve">Споразуменията се мащабират; юристите не се превръщат в пречка.   </w:t>
+        <w:t xml:space="preserve">Споразуменията се мащабират без правен преглед за всеки отделен случай.   </w:t>
       </w:r>
       <w:r>
         <w:rPr>
@@ -6112,7 +6112,7 @@
                 <w:i w:val="0"/>
                 <w:sz w:val="16"/>
               </w:rPr>
-              <w:t>Условията следва да са в съответствие с цялостния модел на управление на екосистемата от данни и НЕ ТРЯБВА да влизат в противоречие с него. (Забележка: Доставчик на данни може да реши да не участва в екосистема от данни, ако основополагащият модел на управление е твърде рестриктивен или твърде либерален.)</w:t>
+              <w:t>Условията следва да са в съответствие с цялостния модел на управление на екосистемата от данни и не трябва да влизат в противоречие с него. (Забележка: Доставчик на данни може да реши да не участва в екосистема от данни, ако основополагащият модел на управление е твърде ограничителен или твърде разрешителен.)</w:t>
             </w:r>
           </w:p>
         </w:tc>
@@ -6463,7 +6463,7 @@
                 <w:i w:val="0"/>
                 <w:sz w:val="16"/>
               </w:rPr>
-              <w:t>Активите от данни следва да бъдат адекватно описани с метаданни, така че потребителите на данни да могат да вземат надеждни решения относно тяхното по-нататъшно планирано използване.</w:t>
+              <w:t>Активите от данни следва да бъдат надлежно описани с метаданни, така че потребителите на данни да могат да вземат надеждни решения относно тяхното по-нататъшно планирано използване.</w:t>
             </w:r>
           </w:p>
         </w:tc>
@@ -7223,7 +7223,7 @@
           <w:color w:val="003399"/>
           <w:sz w:val="36"/>
         </w:rPr>
-        <w:t>MIM6 · Защитени ли са данните ни при пренос и използване?</w:t>
+        <w:t>MIM6 · Защитени ли са данните ни?</w:t>
       </w:r>
     </w:p>
     <w:p>
@@ -7467,7 +7467,7 @@
           <w:i w:val="0"/>
           <w:sz w:val="20"/>
         </w:rPr>
-        <w:t>Доставчикът трябва да докаже съответствие с ISO/IEC 27001:2022 (или еквивалентно) за услугата, която предоставя.</w:t>
+        <w:t>Участникът доказва съответствие с ISO/IEC 27001:2022 (или еквивалентно) за услугата, която предоставя.</w:t>
       </w:r>
     </w:p>
     <w:p>
@@ -7586,7 +7586,7 @@
                 <w:i w:val="0"/>
                 <w:sz w:val="18"/>
               </w:rPr>
-              <w:t>Когато нещо се обърка, одитните журнали показват какво и кой го е извършил.</w:t>
+              <w:t>След инцидент одитните журнали показват какво се е случило и кой е действал.</w:t>
             </w:r>
           </w:p>
         </w:tc>
@@ -7628,7 +7628,7 @@
                 <w:i w:val="0"/>
                 <w:sz w:val="18"/>
               </w:rPr>
-              <w:t>Само патентована система за идентификация.</w:t>
+              <w:t>Само проприетарен вход.</w:t>
             </w:r>
           </w:p>
           <w:p>
@@ -7650,7 +7650,7 @@
                 <w:i w:val="0"/>
                 <w:sz w:val="18"/>
               </w:rPr>
-              <w:t>„Одитни журнали се предоставят при поискване.“</w:t>
+              <w:t>„Одитните журнали са достъпни при поискване.“</w:t>
             </w:r>
           </w:p>
           <w:p>
@@ -8300,7 +8300,7 @@
                 <w:i w:val="0"/>
                 <w:sz w:val="16"/>
               </w:rPr>
-              <w:t>OpenID Connect 1.0, Идентичностен слой за автентикация върху OAuth 2.0</w:t>
+              <w:t>OpenID Connect 1.0, Слой за идентификация върху OAuth 2.0</w:t>
             </w:r>
           </w:p>
         </w:tc>
@@ -8818,7 +8818,7 @@
                 <w:i w:val="0"/>
                 <w:sz w:val="18"/>
               </w:rPr>
-              <w:t>Една обща карта на града вместо десет отделни софтуера за преглед от доставчици.</w:t>
+              <w:t>Една градска карта вместо десет прегледника на доставчици.</w:t>
             </w:r>
           </w:p>
           <w:p>
@@ -8862,7 +8862,7 @@
                 <w:i w:val="0"/>
                 <w:sz w:val="18"/>
               </w:rPr>
-              <w:t>3D данните и BIM моделите могат да се включат в същата картина на по-късен етап.</w:t>
+              <w:t>3D и BIM данни могат да се присъединят към същата картина по-късно.</w:t>
             </w:r>
           </w:p>
         </w:tc>
@@ -9460,7 +9460,7 @@
                 <w:i w:val="0"/>
                 <w:sz w:val="16"/>
               </w:rPr>
-              <w:t>Координатните референтни системи (CRS) трябва да съответстват на стандартите и трябва да бъде предоставена информация относно това кой стандарт (напр. EPSG:4326, EPSG:3857) се използва. Това включва номера по EPSG или номера по WGS, заедно с информация за всякакви вариации, базирани на национални системи като латвийската LKS-92, така че данните да могат да бъдат трансформирани към обща CRS. (Забележка: В рамките на ЕС за геопространствените данни се изисква използването на метаданни, съответстващи на Директивата INSPIRE, включително метаданните, необходими за описание на информацията за CRS.)</w:t>
+              <w:t>Координатните референтни системи (CRS) трябва да съответстват на стандартите и трябва да бъде предоставена информация относно това кой стандарт (напр. EPSG:4326, EPSG:3857) се използва. Това включва EPSG кода или WGS кода, заедно с информация за всякакви вариации, базирани на национални системи като латвийската LKS-92, така че данните да могат да бъдат трансформирани към обща CRS. (Забележка: В рамките на ЕС за геопространствените данни се изисква използването на метаданни, съответстващи на Директивата INSPIRE, включително метаданните, необходими за описание на информацията за CRS.)</w:t>
             </w:r>
           </w:p>
         </w:tc>
@@ -9698,7 +9698,7 @@
           <w:i w:val="0"/>
           <w:sz w:val="20"/>
         </w:rPr>
-        <w:t>Резултатите използват стандартни формати (GeoJSON, CityJSON, 3D Tiles, NetCDF…), четими от инструменти, които не купувате от този доставчик.</w:t>
+        <w:t>Резултатите използват стандартни формати (GeoJSON, CityJSON, 3D Tiles, NetCDF…), четими от инструменти на трети страни.</w:t>
       </w:r>
     </w:p>
     <w:p>
@@ -10110,7 +10110,7 @@
                 <w:i w:val="0"/>
                 <w:sz w:val="16"/>
               </w:rPr>
-              <w:t>LDT следва да разграничава ясно между необработени първични данни, трансформирани данни, готови за работни процеси, входни данни за модели и изходни резултати от модели.</w:t>
+              <w:t>LDT следва да разграничава ясно необработените първични данни, трансформираните данни, готови за работни процеси, входните данни за модели и изходните резултати от модели.</w:t>
             </w:r>
           </w:p>
         </w:tc>
@@ -10412,7 +10412,7 @@
                 <w:i w:val="0"/>
                 <w:sz w:val="16"/>
               </w:rPr>
-              <w:t>Надеждното, устойчиво и етично използване на иновативни методи (големи езикови модели, агентен ИИ и др.) следва да бъде гарантирано. Преднамереността/отклоненията следва да бъдат сведени до минимум, където е приложимо. Методите, използвани за гарантиране на това, следва да бъдат описани.</w:t>
+              <w:t>Надеждното, устойчиво и етично използване на иновативни методи (големи езикови модели, агентен ИИ и др.) следва да бъде гарантирано. Необективността/изкривяванията (bias) следва да бъдат сведени до минимум, където е приложимо. Методите, използвани за гарантиране на това, следва да бъдат описани.</w:t>
             </w:r>
           </w:p>
         </w:tc>
@@ -10661,7 +10661,7 @@
                 <w:i w:val="0"/>
                 <w:sz w:val="16"/>
               </w:rPr>
-              <w:t>LDT навързва последователни стъпки от работния процес, при което изходът от една стъпка може да се използва като вход за друга.</w:t>
+              <w:t>LDT свързва верижно стъпките от работния процес, при което изходът от една стъпка може да се използва като вход за друга.</w:t>
             </w:r>
           </w:p>
         </w:tc>
@@ -11386,7 +11386,7 @@
           <w:color w:val="C2186F"/>
           <w:sz w:val="22"/>
         </w:rPr>
-        <w:t>Защитни мерки срещу обвързване към доставчик</w:t>
+        <w:t>Защитни мерки срещу зависимост от доставчик</w:t>
       </w:r>
     </w:p>
     <w:p>
@@ -11494,7 +11494,7 @@
           <w:color w:val="003399"/>
           <w:sz w:val="21"/>
         </w:rPr>
-        <w:t>X.3  Без такси на работно място / за заявка</w:t>
+        <w:t>X.3  Без такси за собствени данни</w:t>
       </w:r>
     </w:p>
     <w:p>
@@ -11507,7 +11507,7 @@
           <w:i w:val="0"/>
           <w:sz w:val="20"/>
         </w:rPr>
-        <w:t>Без такси за достъпа на общината до собствените ѝ данни.</w:t>
+        <w:t>Възложителят не заплаща такса за достъп до собствените си данни – нито на потребител, нито за заявка.</w:t>
       </w:r>
     </w:p>
     <w:p>
@@ -11615,7 +11615,7 @@
           <w:i w:val="0"/>
           <w:sz w:val="20"/>
         </w:rPr>
-        <w:t>Поръчката посочва стандартите по-горе; твърденията за „съвместимост с“ трябва да цитират точния интерфейс и версия. Всяко позоваване на стандарт или техническа спецификация допуска еквивалентно решение; участникът доказва еквивалентността.</w:t>
+        <w:t>Поръчката посочва конкретни стандарти; твърденията за „съвместимост с“ трябва да цитират точния интерфейс и версия. Всяко позоваване на стандарт или техническа спецификация допуска еквивалентно решение; участникът доказва еквивалентността.</w:t>
       </w:r>
     </w:p>
     <w:p>
@@ -11683,7 +11683,7 @@
           <w:i w:val="0"/>
           <w:sz w:val="20"/>
         </w:rPr>
-        <w:t>Отбелязани страници: MIM0, MIM1, MIM2, MIM6 и MIM7 (данните се изобразяват на карта). От MIM3 само точка 3.1 (данните за въздуха се публикуват като отворени данни, така че мястото им е в каталог); без MIM8: това не е цифров двойник.</w:t>
+        <w:t>Отбелязани страници: MIM0, MIM1, MIM2, MIM6 и MIM7 (данните отиват на карта). От MIM3 само точка 3.1 (данните за качеството на въздуха се публикуват като отворени данни, така че мястото им е в каталог); MIM8 не се прилага: системата не е цифров двойник.</w:t>
       </w:r>
     </w:p>
     <w:p>
@@ -11955,7 +11955,7 @@
                 <w:i w:val="0"/>
                 <w:sz w:val="18"/>
               </w:rPr>
-              <w:t>Клауза за прекратяване, Права върху данните, Без такси на работно място / за заявка, Стабилност и версиониране на API; попълнената таблица за съответствие като приложение</w:t>
+              <w:t>Клауза за прекратяване, Права върху данните, Без такси за собствени данни, Стабилност и версиониране на API; попълнената таблица за съответствие като приложение</w:t>
             </w:r>
           </w:p>
         </w:tc>
@@ -12112,7 +12112,7 @@
           <w:i w:val="0"/>
           <w:sz w:val="19"/>
         </w:rPr>
-        <w:t>4.3.23 Участникът попълва таблицата за съответствие (приложение към документацията за поръчката) и представя доказателства за всяка изисквана точка. Участникът демонстрира точки 4.3.1 до 4.3.21 с реално извикване на API по време на оценката на офертите; възложителят ги тества отново при приемането. Неизпълнението им е основание за отказ от приемане.</w:t>
+        <w:t>4.3.23 Участникът попълва таблицата за съответствие (приложение към документацията за обществената поръчка) и представя доказателства за всяка изисквана точка. По време на оценката на офертите участникът демонстрира точки 4.3.1 до 4.3.21 (например с реално извикване на API); оферта, която не отговаря на изисквана точка, не съответства на изискванията за предмета на поръчката. Възложителят тества точките отново при приемането; неизпълнението им тогава е основание за отказ от приемане.</w:t>
       </w:r>
     </w:p>
     <w:p>
@@ -12486,7 +12486,7 @@
           <w:color w:val="5A5A6E"/>
           <w:sz w:val="18"/>
         </w:rPr>
-        <w:t>Обещание за бъдещето се отбелязва с Н: комисията проверява единствено онова, което участникът може да покаже в момента.</w:t>
+        <w:t>Обещание за бъдеща функционалност се зачита като Н: комисията проверява единствено онова, което участникът може да покаже. За задължителна точка Н означава, че офертата не съответства на изискванията за предмета на поръчката.</w:t>
       </w:r>
     </w:p>
     <w:p>
@@ -12545,7 +12545,7 @@
           <w:i w:val="0"/>
           <w:sz w:val="19"/>
         </w:rPr>
-        <w:t>Попълнената таблица е част от офертата и става неразделна част от договора. Тя удостоверява съответствието с изискванията към предмета на договора (съответства или не съответства); тя не е критерий за възлагане. За да оценявате степента на съответствие, посочете това сред предварително публикуваните критерии за възлагане в документацията за поръчката (Директива 2014/24/ЕС, член 67).</w:t>
+        <w:t>Попълнената таблица е част от офертата и става неразделна част от договора. Тя удостоверява съответствието с изискванията към предмета на поръчката (съответства или не съответства); тя не е критерий за възлагане. За да оценявате степента на съответствие, посочете това сред предварително публикуваните критерии за възлагане в документацията за поръчката (Директива 2014/24/ЕС, член 67).</w:t>
       </w:r>
     </w:p>
     <w:tbl>
@@ -14135,7 +14135,7 @@
                 <w:color w:val="FFFFFF"/>
                 <w:sz w:val="17"/>
               </w:rPr>
-              <w:t>MIM6 · Защитени ли са данните ни при пренос и използване?</w:t>
+              <w:t>MIM6 · Защитени ли са данните ни?</w:t>
             </w:r>
           </w:p>
         </w:tc>
@@ -15843,7 +15843,7 @@
           <w:i w:val="0"/>
           <w:sz w:val="20"/>
         </w:rPr>
-        <w:t>Техническо правило, което всеки може да чете и прилага, без да плаща такси или да иска разрешение.</w:t>
+        <w:t>Техническо правило, което всеки може да чете и прилага безплатно и без специално разрешение.</w:t>
       </w:r>
     </w:p>
     <w:p>
@@ -15931,7 +15931,7 @@
           <w:i w:val="0"/>
           <w:sz w:val="20"/>
         </w:rPr>
-        <w:t>Ситуация, в която напускането на доставчик струва толкова скъпо — в данни, формати или такси, — че на практика става невъзможно.</w:t>
+        <w:t>Състояние, при което разходите за данни, формати или такси правят смяната на доставчик практически невъзможна.</w:t>
       </w:r>
     </w:p>
     <w:p>
@@ -16094,7 +16094,7 @@
           <w:color w:val="C2186F"/>
           <w:sz w:val="18"/>
         </w:rPr>
-        <w:t>Създадено с отворени инструменти. Преизползвайте и адаптирайте свободно за нуждите на вашата община.</w:t>
+        <w:t>Създадено с отворени инструменти. Използвайте и адаптирайте свободно за вашия град.</w:t>
       </w:r>
     </w:p>
     <w:p>
@@ -16124,7 +16124,7 @@
           <w:color w:val="5A5A6E"/>
           <w:sz w:val="17"/>
         </w:rPr>
-        <w:t>v9.0.6 · 2026-09-18</w:t>
+        <w:t>v9.0.7 · 2026-09-19</w:t>
       </w:r>
     </w:p>
     <w:sectPr>
@@ -16152,7 +16152,7 @@
         <w:color w:val="5A5A6E"/>
         <w:sz w:val="16"/>
       </w:rPr>
-      <w:t xml:space="preserve">Контролен списък за обществени поръчки с използване на минималните механизми за оперативна съвместимост (MIMs) · MIMs Plus 9.0 · v9.0.6 · 2026-09-18  ·  </w:t>
+      <w:t xml:space="preserve">Контролен списък за обществени поръчки въз основа на минималните механизми за оперативна съвместимост (MIMs) · MIMs Plus 9.0 · v9.0.7 · 2026-09-19  ·  </w:t>
     </w:r>
     <w:fldSimple w:instr="PAGE"/>
   </w:p>
